--- a/简历/嵌入式软件方向/周禄也_东北大学_嵌入式软件_简历_0409-B.docx
+++ b/简历/嵌入式软件方向/周禄也_东北大学_嵌入式软件_简历_0409-B.docx
@@ -26,7 +26,6 @@
         </w:rPr>
         <w:t>姓名：</w:t>
       </w:r>
-      <w:proofErr w:type="gramStart"/>
       <w:r>
         <w:rPr>
           <w:rFonts w:ascii="Times New Roman" w:eastAsia="宋体" w:hAnsi="Times New Roman" w:hint="eastAsia"/>
@@ -38,7 +37,6 @@
         </w:rPr>
         <w:t>周禄也</w:t>
       </w:r>
-      <w:proofErr w:type="gramEnd"/>
       <w:r>
         <w:rPr>
           <w:rFonts w:ascii="Times New Roman" w:eastAsia="宋体" w:hAnsi="Times New Roman" w:hint="eastAsia"/>
@@ -466,7 +464,6 @@
           <w:szCs w:val="21"/>
         </w:rPr>
       </w:pPr>
-      <w:proofErr w:type="gramStart"/>
       <w:r>
         <w:rPr>
           <w:rFonts w:ascii="Times New Roman" w:eastAsia="宋体" w:hAnsi="Times New Roman"/>
@@ -487,7 +484,6 @@
         </w:rPr>
         <w:t xml:space="preserve"> :</w:t>
       </w:r>
-      <w:proofErr w:type="gramEnd"/>
       <w:r>
         <w:rPr>
           <w:rFonts w:hint="eastAsia"/>
@@ -890,21 +886,8 @@
           <w:sz w:val="24"/>
           <w:szCs w:val="24"/>
         </w:rPr>
-        <w:t>北京</w:t>
-      </w:r>
-      <w:proofErr w:type="gramStart"/>
-      <w:r>
-        <w:rPr>
-          <w:rFonts w:ascii="Times New Roman" w:eastAsia="宋体" w:hAnsi="Times New Roman" w:hint="eastAsia"/>
-          <w:b/>
-          <w:bCs/>
-          <w:spacing w:val="4"/>
-          <w:sz w:val="24"/>
-          <w:szCs w:val="24"/>
-        </w:rPr>
-        <w:t>经纬恒润</w:t>
-      </w:r>
-      <w:proofErr w:type="gramEnd"/>
+        <w:t>北京经纬恒润</w:t>
+      </w:r>
       <w:r>
         <w:rPr>
           <w:rFonts w:ascii="Times New Roman" w:eastAsia="宋体" w:hAnsi="Times New Roman" w:hint="eastAsia"/>
@@ -1257,7 +1240,6 @@
         </w:rPr>
         <w:t>利用</w:t>
       </w:r>
-      <w:proofErr w:type="spellStart"/>
       <w:r>
         <w:rPr>
           <w:rFonts w:ascii="Times New Roman" w:eastAsia="宋体" w:hAnsi="Times New Roman" w:hint="eastAsia"/>
@@ -1292,17 +1274,7 @@
           <w:sz w:val="18"/>
           <w:szCs w:val="18"/>
         </w:rPr>
-        <w:t>ake,ARM</w:t>
-      </w:r>
-      <w:proofErr w:type="spellEnd"/>
-      <w:r>
-        <w:rPr>
-          <w:rFonts w:ascii="Times New Roman" w:eastAsia="宋体" w:hAnsi="Times New Roman" w:hint="eastAsia"/>
-          <w:spacing w:val="4"/>
-          <w:sz w:val="18"/>
-          <w:szCs w:val="18"/>
-        </w:rPr>
-        <w:t>-Linux</w:t>
+        <w:t>ake,ARM-Linux</w:t>
       </w:r>
       <w:r>
         <w:rPr>
@@ -1647,7 +1619,6 @@
         </w:rPr>
         <w:t>编写和执行自动化脚本，</w:t>
       </w:r>
-      <w:proofErr w:type="gramStart"/>
       <w:r>
         <w:rPr>
           <w:rFonts w:ascii="Times New Roman" w:eastAsia="宋体" w:hAnsi="Times New Roman" w:hint="eastAsia"/>
@@ -1668,7 +1639,6 @@
         </w:rPr>
         <w:t>齐芯微</w:t>
       </w:r>
-      <w:proofErr w:type="gramEnd"/>
       <w:r>
         <w:rPr>
           <w:rFonts w:ascii="Times New Roman" w:eastAsia="宋体" w:hAnsi="Times New Roman" w:hint="eastAsia"/>
@@ -1756,7 +1726,6 @@
         </w:rPr>
         <w:t>和</w:t>
       </w:r>
-      <w:proofErr w:type="spellStart"/>
       <w:r>
         <w:rPr>
           <w:rFonts w:ascii="Times New Roman" w:eastAsia="宋体" w:hAnsi="Times New Roman"/>
@@ -1766,7 +1735,6 @@
         </w:rPr>
         <w:t>OpenCPU</w:t>
       </w:r>
-      <w:proofErr w:type="spellEnd"/>
       <w:r>
         <w:rPr>
           <w:rFonts w:ascii="Times New Roman" w:eastAsia="宋体" w:hAnsi="Times New Roman" w:hint="eastAsia"/>
@@ -2003,7 +1971,6 @@
         </w:rPr>
         <w:t>1.</w:t>
       </w:r>
-      <w:proofErr w:type="gramStart"/>
       <w:r>
         <w:rPr>
           <w:rFonts w:ascii="Times New Roman" w:eastAsia="宋体" w:hAnsi="Times New Roman" w:cs="宋体"/>
@@ -2017,7 +1984,6 @@
         </w:rPr>
         <w:t>天穹农卫</w:t>
       </w:r>
-      <w:proofErr w:type="gramEnd"/>
       <w:r>
         <w:rPr>
           <w:rFonts w:ascii="Times New Roman" w:eastAsia="宋体" w:hAnsi="Times New Roman" w:cs="宋体"/>
@@ -2270,27 +2236,15 @@
         </w:rPr>
         <w:t>：</w:t>
       </w:r>
-      <w:proofErr w:type="gramStart"/>
-      <w:r>
-        <w:rPr>
-          <w:rFonts w:ascii="Times New Roman" w:eastAsia="宋体" w:hAnsi="Times New Roman" w:cs="宋体" w:hint="eastAsia"/>
-          <w:spacing w:val="4"/>
-          <w:kern w:val="0"/>
-          <w:sz w:val="18"/>
-          <w:szCs w:val="18"/>
-        </w:rPr>
-        <w:t>飞控主控</w:t>
-      </w:r>
-      <w:proofErr w:type="gramEnd"/>
-      <w:r>
-        <w:rPr>
-          <w:rFonts w:ascii="Times New Roman" w:eastAsia="宋体" w:hAnsi="Times New Roman" w:cs="宋体" w:hint="eastAsia"/>
-          <w:spacing w:val="4"/>
-          <w:kern w:val="0"/>
-          <w:sz w:val="18"/>
-          <w:szCs w:val="18"/>
-        </w:rPr>
-        <w:t>平台：</w:t>
+      <w:r>
+        <w:rPr>
+          <w:rFonts w:ascii="Times New Roman" w:eastAsia="宋体" w:hAnsi="Times New Roman" w:cs="宋体" w:hint="eastAsia"/>
+          <w:spacing w:val="4"/>
+          <w:kern w:val="0"/>
+          <w:sz w:val="18"/>
+          <w:szCs w:val="18"/>
+        </w:rPr>
+        <w:t>飞控主控平台：</w:t>
       </w:r>
       <w:r>
         <w:rPr>
@@ -2642,27 +2596,15 @@
         </w:rPr>
         <w:t>：</w:t>
       </w:r>
-      <w:proofErr w:type="gramStart"/>
-      <w:r>
-        <w:rPr>
-          <w:rFonts w:ascii="Times New Roman" w:eastAsia="宋体" w:hAnsi="Times New Roman" w:cs="宋体" w:hint="eastAsia"/>
-          <w:spacing w:val="4"/>
-          <w:kern w:val="0"/>
-          <w:sz w:val="18"/>
-          <w:szCs w:val="18"/>
-        </w:rPr>
-        <w:t>基于飞控源代码</w:t>
-      </w:r>
-      <w:proofErr w:type="gramEnd"/>
-      <w:r>
-        <w:rPr>
-          <w:rFonts w:ascii="Times New Roman" w:eastAsia="宋体" w:hAnsi="Times New Roman" w:cs="宋体" w:hint="eastAsia"/>
-          <w:spacing w:val="4"/>
-          <w:kern w:val="0"/>
-          <w:sz w:val="18"/>
-          <w:szCs w:val="18"/>
-        </w:rPr>
-        <w:t>进行硬件适配与二次开发，</w:t>
+      <w:r>
+        <w:rPr>
+          <w:rFonts w:ascii="Times New Roman" w:eastAsia="宋体" w:hAnsi="Times New Roman" w:cs="宋体" w:hint="eastAsia"/>
+          <w:spacing w:val="4"/>
+          <w:kern w:val="0"/>
+          <w:sz w:val="18"/>
+          <w:szCs w:val="18"/>
+        </w:rPr>
+        <w:t>基于飞控源代码进行硬件适配与二次开发，</w:t>
       </w:r>
       <w:r>
         <w:rPr>
@@ -2788,7 +2730,6 @@
         </w:rPr>
         <w:t>串口通信与</w:t>
       </w:r>
-      <w:proofErr w:type="spellStart"/>
       <w:r>
         <w:rPr>
           <w:rFonts w:ascii="Times New Roman" w:eastAsia="宋体" w:hAnsi="Times New Roman" w:cs="宋体" w:hint="eastAsia"/>
@@ -2799,7 +2740,6 @@
         </w:rPr>
         <w:t>OpenMV</w:t>
       </w:r>
-      <w:proofErr w:type="spellEnd"/>
       <w:r>
         <w:rPr>
           <w:rFonts w:ascii="Times New Roman" w:eastAsia="宋体" w:hAnsi="Times New Roman" w:cs="宋体" w:hint="eastAsia"/>
@@ -2842,18 +2782,7 @@
           <w:sz w:val="18"/>
           <w:szCs w:val="18"/>
         </w:rPr>
-        <w:t>，包括</w:t>
-      </w:r>
-      <w:proofErr w:type="gramStart"/>
-      <w:r>
-        <w:rPr>
-          <w:rFonts w:ascii="Times New Roman" w:eastAsia="宋体" w:hAnsi="Times New Roman" w:cs="宋体" w:hint="eastAsia"/>
-          <w:spacing w:val="4"/>
-          <w:kern w:val="0"/>
-          <w:sz w:val="18"/>
-          <w:szCs w:val="18"/>
-        </w:rPr>
-        <w:t>二维码</w:t>
+        <w:t>，包括二维码</w:t>
       </w:r>
       <w:r>
         <w:rPr>
@@ -2867,7 +2796,6 @@
         </w:rPr>
         <w:t>测距</w:t>
       </w:r>
-      <w:proofErr w:type="gramEnd"/>
       <w:r>
         <w:rPr>
           <w:rFonts w:ascii="Times New Roman" w:eastAsia="宋体" w:hAnsi="Times New Roman" w:cs="宋体" w:hint="eastAsia"/>
@@ -3721,27 +3649,7 @@
           <w:sz w:val="18"/>
           <w:szCs w:val="18"/>
         </w:rPr>
-        <w:t xml:space="preserve"> , </w:t>
-      </w:r>
-      <w:proofErr w:type="spellStart"/>
-      <w:r>
-        <w:rPr>
-          <w:rFonts w:ascii="Times New Roman" w:eastAsia="宋体" w:hAnsi="Times New Roman" w:hint="eastAsia"/>
-          <w:spacing w:val="4"/>
-          <w:sz w:val="18"/>
-          <w:szCs w:val="18"/>
-        </w:rPr>
-        <w:t>gcc</w:t>
-      </w:r>
-      <w:proofErr w:type="spellEnd"/>
-      <w:r>
-        <w:rPr>
-          <w:rFonts w:ascii="Times New Roman" w:eastAsia="宋体" w:hAnsi="Times New Roman" w:hint="eastAsia"/>
-          <w:spacing w:val="4"/>
-          <w:sz w:val="18"/>
-          <w:szCs w:val="18"/>
-        </w:rPr>
-        <w:t xml:space="preserve"> ,</w:t>
+        <w:t xml:space="preserve"> , gcc ,</w:t>
       </w:r>
       <w:r>
         <w:rPr>
@@ -3763,7 +3671,6 @@
         </w:rPr>
         <w:t>,</w:t>
       </w:r>
-      <w:proofErr w:type="spellStart"/>
       <w:r>
         <w:rPr>
           <w:rFonts w:ascii="Times New Roman" w:eastAsia="宋体" w:hAnsi="Times New Roman" w:hint="eastAsia"/>
@@ -3775,7 +3682,6 @@
         </w:rPr>
         <w:t>gdb</w:t>
       </w:r>
-      <w:proofErr w:type="spellEnd"/>
       <w:r>
         <w:rPr>
           <w:rFonts w:ascii="Times New Roman" w:eastAsia="宋体" w:hAnsi="Times New Roman" w:hint="eastAsia"/>
@@ -3834,7 +3740,6 @@
         </w:rPr>
         <w:t>了解</w:t>
       </w:r>
-      <w:proofErr w:type="spellStart"/>
       <w:r>
         <w:rPr>
           <w:rFonts w:ascii="Times New Roman" w:eastAsia="宋体" w:hAnsi="Times New Roman" w:hint="eastAsia"/>
@@ -3846,7 +3751,6 @@
         </w:rPr>
         <w:t>wili</w:t>
       </w:r>
-      <w:proofErr w:type="spellEnd"/>
       <w:r>
         <w:rPr>
           <w:rFonts w:ascii="Times New Roman" w:eastAsia="宋体" w:hAnsi="Times New Roman" w:hint="eastAsia"/>
@@ -3856,7 +3760,6 @@
         </w:rPr>
         <w:t>，</w:t>
       </w:r>
-      <w:proofErr w:type="spellStart"/>
       <w:r>
         <w:rPr>
           <w:rFonts w:ascii="Times New Roman" w:eastAsia="宋体" w:hAnsi="Times New Roman" w:hint="eastAsia"/>
@@ -3868,7 +3771,6 @@
         </w:rPr>
         <w:t>jira</w:t>
       </w:r>
-      <w:proofErr w:type="spellEnd"/>
       <w:r>
         <w:rPr>
           <w:rFonts w:ascii="Times New Roman" w:eastAsia="宋体" w:hAnsi="Times New Roman" w:hint="eastAsia"/>
@@ -3887,25 +3789,14 @@
         </w:rPr>
         <w:t>会编写</w:t>
       </w:r>
-      <w:proofErr w:type="spellStart"/>
-      <w:r>
-        <w:rPr>
-          <w:rFonts w:ascii="Times New Roman" w:eastAsia="宋体" w:hAnsi="Times New Roman" w:hint="eastAsia"/>
-          <w:spacing w:val="4"/>
-          <w:sz w:val="18"/>
-          <w:szCs w:val="18"/>
-        </w:rPr>
-        <w:t>CMake</w:t>
-      </w:r>
-      <w:proofErr w:type="spellEnd"/>
-      <w:r>
-        <w:rPr>
-          <w:rFonts w:ascii="Times New Roman" w:eastAsia="宋体" w:hAnsi="Times New Roman" w:hint="eastAsia"/>
-          <w:spacing w:val="4"/>
-          <w:sz w:val="18"/>
-          <w:szCs w:val="18"/>
-        </w:rPr>
-        <w:t>,</w:t>
+      <w:r>
+        <w:rPr>
+          <w:rFonts w:ascii="Times New Roman" w:eastAsia="宋体" w:hAnsi="Times New Roman" w:hint="eastAsia"/>
+          <w:spacing w:val="4"/>
+          <w:sz w:val="18"/>
+          <w:szCs w:val="18"/>
+        </w:rPr>
+        <w:t>CMake,</w:t>
       </w:r>
       <w:r>
         <w:rPr>
@@ -3925,7 +3816,6 @@
         </w:rPr>
         <w:t>了解</w:t>
       </w:r>
-      <w:proofErr w:type="spellStart"/>
       <w:r>
         <w:rPr>
           <w:rFonts w:ascii="Times New Roman" w:eastAsia="宋体" w:hAnsi="Times New Roman" w:hint="eastAsia"/>
@@ -3953,7 +3843,6 @@
         </w:rPr>
         <w:t>RTOS</w:t>
       </w:r>
-      <w:proofErr w:type="spellEnd"/>
       <w:r>
         <w:rPr>
           <w:rFonts w:ascii="Times New Roman" w:eastAsia="宋体" w:hAnsi="Times New Roman" w:hint="eastAsia"/>
@@ -3981,7 +3870,6 @@
         </w:rPr>
         <w:t>视频处理相关，使用过</w:t>
       </w:r>
-      <w:proofErr w:type="spellStart"/>
       <w:r>
         <w:rPr>
           <w:rFonts w:ascii="Times New Roman" w:eastAsia="宋体" w:hAnsi="Times New Roman" w:hint="eastAsia"/>
@@ -3993,7 +3881,6 @@
         </w:rPr>
         <w:t>opencv</w:t>
       </w:r>
-      <w:proofErr w:type="spellEnd"/>
       <w:r>
         <w:rPr>
           <w:rFonts w:ascii="Times New Roman" w:eastAsia="宋体" w:hAnsi="Times New Roman" w:hint="eastAsia"/>
@@ -4003,7 +3890,6 @@
         </w:rPr>
         <w:t>和</w:t>
       </w:r>
-      <w:proofErr w:type="spellStart"/>
       <w:r>
         <w:rPr>
           <w:rFonts w:ascii="Times New Roman" w:eastAsia="宋体" w:hAnsi="Times New Roman" w:hint="eastAsia"/>
@@ -4015,7 +3901,6 @@
         </w:rPr>
         <w:t>openmv</w:t>
       </w:r>
-      <w:proofErr w:type="spellEnd"/>
       <w:r>
         <w:rPr>
           <w:rFonts w:ascii="Times New Roman" w:eastAsia="宋体" w:hAnsi="Times New Roman" w:hint="eastAsia"/>
@@ -4150,7 +4035,7 @@
           <w:sz w:val="18"/>
           <w:szCs w:val="18"/>
         </w:rPr>
-        <w:t>卡等外设</w:t>
+        <w:t>卡等</w:t>
       </w:r>
       <w:r>
         <w:rPr>
@@ -4232,7 +4117,6 @@
         </w:rPr>
         <w:t>+</w:t>
       </w:r>
-      <w:proofErr w:type="gramStart"/>
       <w:r>
         <w:rPr>
           <w:rFonts w:ascii="Times New Roman" w:eastAsia="宋体" w:hAnsi="Times New Roman" w:hint="eastAsia"/>
@@ -4242,7 +4126,6 @@
         </w:rPr>
         <w:t>校赛二等奖</w:t>
       </w:r>
-      <w:proofErr w:type="gramEnd"/>
       <w:r>
         <w:rPr>
           <w:rFonts w:ascii="Times New Roman" w:eastAsia="宋体" w:hAnsi="Times New Roman" w:hint="eastAsia"/>
@@ -4259,27 +4142,7 @@
           <w:sz w:val="18"/>
           <w:szCs w:val="18"/>
         </w:rPr>
-        <w:t>，新道</w:t>
-      </w:r>
-      <w:proofErr w:type="gramStart"/>
-      <w:r>
-        <w:rPr>
-          <w:rFonts w:ascii="Times New Roman" w:eastAsia="宋体" w:hAnsi="Times New Roman" w:hint="eastAsia"/>
-          <w:spacing w:val="4"/>
-          <w:sz w:val="18"/>
-          <w:szCs w:val="18"/>
-        </w:rPr>
-        <w:t>数智杯校赛</w:t>
-      </w:r>
-      <w:proofErr w:type="gramEnd"/>
-      <w:r>
-        <w:rPr>
-          <w:rFonts w:ascii="Times New Roman" w:eastAsia="宋体" w:hAnsi="Times New Roman" w:hint="eastAsia"/>
-          <w:spacing w:val="4"/>
-          <w:sz w:val="18"/>
-          <w:szCs w:val="18"/>
-        </w:rPr>
-        <w:t>三等奖，校级优秀干事，“三下乡”社会实践活动先进小分队。</w:t>
+        <w:t>，新道数智杯校赛三等奖，校级优秀干事，“三下乡”社会实践活动先进小分队。</w:t>
       </w:r>
       <w:bookmarkEnd w:id="1"/>
     </w:p>
